--- a/laba3/CтарковДмитрийКонстантинович_БПИ2401_№3.docx
+++ b/laba3/CтарковДмитрийКонстантинович_БПИ2401_№3.docx
@@ -3515,7 +3515,7 @@
     <w:p>
       <w:pPr>
         <w:rPr>
-          <w:rFonts w:eastAsiaTheme="minorEastAsia" w:hint="eastAsia"/>
+          <w:rFonts w:eastAsiaTheme="minorEastAsia"/>
           <w:lang w:eastAsia="ja-JP"/>
         </w:rPr>
       </w:pPr>
@@ -3903,7 +3903,7 @@
     <w:p>
       <w:pPr>
         <w:rPr>
-          <w:rFonts w:eastAsiaTheme="minorEastAsia" w:hint="eastAsia"/>
+          <w:rFonts w:eastAsiaTheme="minorEastAsia"/>
           <w:noProof/>
           <w:lang w:eastAsia="ja-JP"/>
         </w:rPr>
@@ -5381,7 +5381,7 @@
     <w:p>
       <w:pPr>
         <w:rPr>
-          <w:rFonts w:eastAsiaTheme="minorEastAsia" w:hint="eastAsia"/>
+          <w:rFonts w:eastAsiaTheme="minorEastAsia"/>
           <w:noProof/>
           <w:lang w:eastAsia="ja-JP"/>
         </w:rPr>
@@ -5430,7 +5430,7 @@
     <w:p>
       <w:pPr>
         <w:rPr>
-          <w:rFonts w:eastAsiaTheme="minorEastAsia" w:hint="eastAsia"/>
+          <w:rFonts w:eastAsiaTheme="minorEastAsia"/>
           <w:noProof/>
           <w:lang w:eastAsia="ja-JP"/>
         </w:rPr>
@@ -6073,14 +6073,7 @@
           <w:rFonts w:eastAsiaTheme="minorEastAsia"/>
           <w:lang w:eastAsia="ja-JP"/>
         </w:rPr>
-        <w:t>essageService</w:t>
-      </w:r>
-      <w:r>
-        <w:rPr>
-          <w:rFonts w:eastAsiaTheme="minorEastAsia"/>
-          <w:lang w:eastAsia="ja-JP"/>
-        </w:rPr>
-        <w:t>.</w:t>
+        <w:t>essageService.</w:t>
       </w:r>
     </w:p>
     <w:p>
@@ -6228,57 +6221,57 @@
     <w:p>
       <w:pPr>
         <w:rPr>
+          <w:rFonts w:eastAsiaTheme="minorEastAsia"/>
+          <w:lang w:eastAsia="ja-JP"/>
+        </w:rPr>
+      </w:pPr>
+    </w:p>
+    <w:p>
+      <w:pPr>
+        <w:pStyle w:val="11"/>
+        <w:rPr>
+          <w:lang w:eastAsia="ja-JP"/>
+        </w:rPr>
+      </w:pPr>
+      <w:bookmarkStart w:id="63" w:name="_Toc223706288"/>
+      <w:r>
+        <w:rPr>
+          <w:lang w:eastAsia="ja-JP"/>
+        </w:rPr>
+        <w:t>Вывод</w:t>
+      </w:r>
+      <w:bookmarkEnd w:id="63"/>
+    </w:p>
+    <w:p>
+      <w:pPr>
+        <w:jc w:val="both"/>
+        <w:rPr>
+          <w:rFonts w:eastAsiaTheme="minorEastAsia"/>
+          <w:lang w:eastAsia="ja-JP"/>
+        </w:rPr>
+      </w:pPr>
+      <w:r>
+        <w:rPr>
+          <w:rFonts w:eastAsiaTheme="minorEastAsia"/>
+          <w:lang w:eastAsia="ja-JP"/>
+        </w:rPr>
+        <w:t xml:space="preserve">В ходе лабораторной работы мной </w:t>
+      </w:r>
+      <w:r>
+        <w:rPr>
+          <w:rFonts w:eastAsiaTheme="minorEastAsia"/>
+          <w:lang w:eastAsia="ja-JP"/>
+        </w:rPr>
+        <w:t xml:space="preserve">был освоен </w:t>
+      </w:r>
+      <w:r>
+        <w:t xml:space="preserve">фреймворк </w:t>
+      </w:r>
+      <w:r>
+        <w:rPr>
           <w:rFonts w:eastAsiaTheme="minorEastAsia" w:hint="eastAsia"/>
           <w:lang w:eastAsia="ja-JP"/>
         </w:rPr>
-      </w:pPr>
-    </w:p>
-    <w:p>
-      <w:pPr>
-        <w:pStyle w:val="11"/>
-        <w:rPr>
-          <w:lang w:eastAsia="ja-JP"/>
-        </w:rPr>
-      </w:pPr>
-      <w:bookmarkStart w:id="63" w:name="_Toc223706288"/>
-      <w:r>
-        <w:rPr>
-          <w:lang w:eastAsia="ja-JP"/>
-        </w:rPr>
-        <w:t>Вывод</w:t>
-      </w:r>
-      <w:bookmarkEnd w:id="63"/>
-    </w:p>
-    <w:p>
-      <w:pPr>
-        <w:jc w:val="both"/>
-        <w:rPr>
-          <w:rFonts w:eastAsiaTheme="minorEastAsia"/>
-          <w:lang w:eastAsia="ja-JP"/>
-        </w:rPr>
-      </w:pPr>
-      <w:r>
-        <w:rPr>
-          <w:rFonts w:eastAsiaTheme="minorEastAsia"/>
-          <w:lang w:eastAsia="ja-JP"/>
-        </w:rPr>
-        <w:t xml:space="preserve">В ходе лабораторной работы мной </w:t>
-      </w:r>
-      <w:r>
-        <w:rPr>
-          <w:rFonts w:eastAsiaTheme="minorEastAsia"/>
-          <w:lang w:eastAsia="ja-JP"/>
-        </w:rPr>
-        <w:t xml:space="preserve">был освоен </w:t>
-      </w:r>
-      <w:r>
-        <w:t xml:space="preserve">фреймворк </w:t>
-      </w:r>
-      <w:r>
-        <w:rPr>
-          <w:rFonts w:eastAsiaTheme="minorEastAsia" w:hint="eastAsia"/>
-          <w:lang w:eastAsia="ja-JP"/>
-        </w:rPr>
         <w:t>S</w:t>
       </w:r>
       <w:r>
@@ -6336,15 +6329,7 @@
           <w:szCs w:val="28"/>
           <w:lang w:eastAsia="ja-JP"/>
         </w:rPr>
-        <w:t>https://github.com/BestStarProggramer/IT-P/tree/main/lab</w:t>
-      </w:r>
-      <w:r>
-        <w:rPr>
-          <w:rFonts w:eastAsiaTheme="minorEastAsia"/>
-          <w:szCs w:val="28"/>
-          <w:lang w:eastAsia="ja-JP"/>
-        </w:rPr>
-        <w:t>2</w:t>
+        <w:t>https://github.com/BestStarProggramer/IT_P2</w:t>
       </w:r>
     </w:p>
     <w:sectPr>
@@ -8090,6 +8075,7 @@
   <w:style w:type="character" w:default="1" w:styleId="a2">
     <w:name w:val="Default Paragraph Font"/>
     <w:uiPriority w:val="1"/>
+    <w:semiHidden/>
     <w:unhideWhenUsed/>
   </w:style>
   <w:style w:type="table" w:default="1" w:styleId="a3">

--- a/laba3/CтарковДмитрийКонстантинович_БПИ2401_№3.docx
+++ b/laba3/CтарковДмитрийКонстантинович_БПИ2401_№3.docx
@@ -6321,15 +6321,24 @@
           <w:szCs w:val="28"/>
           <w:lang w:eastAsia="ja-JP"/>
         </w:rPr>
-        <w:t xml:space="preserve">Ссылка на гит - </w:t>
-      </w:r>
-      <w:r>
+        <w:t>Ссылка на гитхаб - https://github.com/BestStarProggramer/IT_P2</w:t>
+      </w:r>
+    </w:p>
+    <w:p>
+      <w:pPr>
         <w:rPr>
           <w:rFonts w:eastAsiaTheme="minorEastAsia"/>
           <w:szCs w:val="28"/>
           <w:lang w:eastAsia="ja-JP"/>
         </w:rPr>
-        <w:t>https://github.com/BestStarProggramer/IT_P2</w:t>
+      </w:pPr>
+      <w:r>
+        <w:rPr>
+          <w:rFonts w:eastAsiaTheme="minorEastAsia"/>
+          <w:szCs w:val="28"/>
+          <w:lang w:eastAsia="ja-JP"/>
+        </w:rPr>
+        <w:t>Ссылка на гитфлик - https://gitflic.mtuci.ru/project/d-k-starkov-edu-mtuci-ru/itip</w:t>
       </w:r>
     </w:p>
     <w:sectPr>
